--- a/docs/da-content/index.docx
+++ b/docs/da-content/index.docx
@@ -54,7 +54,9 @@
             <w:tcW w:type="dxa" w:w="4320"/>
           </w:tcPr>
           <w:p>
-            <w:r/>
+            <w:r>
+              <w:t>enableSemanticSearch</w:t>
+            </w:r>
           </w:p>
         </w:tc>
         <w:tc>
@@ -62,7 +64,31 @@
             <w:tcW w:type="dxa" w:w="4320"/>
           </w:tcPr>
           <w:p>
-            <w:r/>
+            <w:r>
+              <w:t>true</w:t>
+            </w:r>
+          </w:p>
+        </w:tc>
+      </w:tr>
+      <w:tr>
+        <w:tc>
+          <w:tcPr>
+            <w:tcW w:type="dxa" w:w="4320"/>
+          </w:tcPr>
+          <w:p>
+            <w:r>
+              <w:t>enableNaturalLanguageSearch</w:t>
+            </w:r>
+          </w:p>
+        </w:tc>
+        <w:tc>
+          <w:tcPr>
+            <w:tcW w:type="dxa" w:w="4320"/>
+          </w:tcPr>
+          <w:p>
+            <w:r>
+              <w:t>true</w:t>
+            </w:r>
           </w:p>
         </w:tc>
       </w:tr>

--- a/docs/da-content/index.docx
+++ b/docs/da-content/index.docx
@@ -56,28 +56,6 @@
           <w:p>
             <w:r>
               <w:t>enableSemanticSearch</w:t>
-            </w:r>
-          </w:p>
-        </w:tc>
-        <w:tc>
-          <w:tcPr>
-            <w:tcW w:type="dxa" w:w="4320"/>
-          </w:tcPr>
-          <w:p>
-            <w:r>
-              <w:t>true</w:t>
-            </w:r>
-          </w:p>
-        </w:tc>
-      </w:tr>
-      <w:tr>
-        <w:tc>
-          <w:tcPr>
-            <w:tcW w:type="dxa" w:w="4320"/>
-          </w:tcPr>
-          <w:p>
-            <w:r>
-              <w:t>enableNaturalLanguageSearch</w:t>
             </w:r>
           </w:p>
         </w:tc>

--- a/docs/da-content/index.docx
+++ b/docs/da-content/index.docx
@@ -54,7 +54,9 @@
             <w:tcW w:type="dxa" w:w="4320"/>
           </w:tcPr>
           <w:p>
-            <w:r/>
+            <w:r>
+              <w:t>enableSemanticSearch</w:t>
+            </w:r>
           </w:p>
         </w:tc>
         <w:tc>
@@ -62,7 +64,9 @@
             <w:tcW w:type="dxa" w:w="4320"/>
           </w:tcPr>
           <w:p>
-            <w:r/>
+            <w:r>
+              <w:t>true</w:t>
+            </w:r>
           </w:p>
         </w:tc>
       </w:tr>
